--- a/러시아 인권변호사/9부/9부_4화_참전용사의_재판.docx
+++ b/러시아 인권변호사/9부/9부_4화_참전용사의_재판.docx
@@ -3418,7 +3418,7 @@
           <w:i w:val="0"/>
           <w:sz w:val="22"/>
         </w:rPr>
-        <w:t xml:space="preserve"> Знаете, Ирина, что Толстой написал в конце одного рассказа про Севастополь? Про свою войну, где он сам сидел в бастионе. «Герой же моей повести, которого я люблю всеми силами души, которого старался воспроизвести во всей красоте его и который всегда был, есть и будет прекрасен, — правда».</w:t>
+        <w:t xml:space="preserve"> Знаете, Ирина, как у Твардовского в «Тёркине»? Про войну, которую он сам прошёл: «Смертный бой не ради славы, ради жизни на земле».</w:t>
       </w:r>
     </w:p>
     <w:p>
@@ -3441,7 +3441,7 @@
           <w:i w:val="0"/>
           <w:sz w:val="22"/>
         </w:rPr>
-        <w:t>Правда — плохой герой для плаката.</w:t>
+        <w:t>Жизнь на земле — плохой сюжет для плаката.</w:t>
       </w:r>
     </w:p>
     <w:p>
@@ -4916,7 +4916,7 @@
           <w:i w:val="0"/>
           <w:sz w:val="22"/>
         </w:rPr>
-        <w:t>Лев Толстой, «Севастополь в мае» (1855), из «Севастопольских рассказов»: «Герой же моей повести, которого я люблю всеми силами души, которого старался воспроизвести во всей красоте его и который всегда был, есть и будет прекрасен,</w:t>
+        <w:t>Твардовский, «Василий Тёркин» (1942–1945): «Смертный бой не ради славы, ради жизни на земле»</w:t>
       </w:r>
       <w:r>
         <w:rPr>
@@ -4925,7 +4925,7 @@
           <w:i w:val="0"/>
           <w:sz w:val="22"/>
         </w:rPr>
-        <w:t xml:space="preserve"> — правда» — 크림 전쟁 당시 세바스토폴 요새에서 직접 싸운 젊은 장교 톨스토이가 영웅담 대신 전쟁의 허영과 공포를 그린 단편의 마지막 문장. 장면 7에서 코발추크가 사건 현장인 공원에 “케르소니아 국경 영웅의 거리”를 세우자고 하자, 료샤가 이리나에게 들려준다. 식탁 밑에 숨는 병사는 포스터의 영웅이 되기에 “너무 진짜”라는 료샤의 말, “진실은 포스터에는 나쁜 영웅이지만 판결에는 좋은 영웅”이라는 대구로 이어지며, 전쟁 피로와 기억의 정치 속에서 이 화가 지키려는 것이 영웅도 희생자도 아닌 ‘진실’임을 밝힌다.</w:t>
+        <w:t xml:space="preserve"> — 종군 시인 트바르돕스키가 병사의 눈으로 쓴 서사시의 한 구절. 장면 7에서 코발추크가 사건 현장인 공원에 “케르소니아 국경 영웅의 거리”를 세우자고 하자, 료샤가 이리나에게 들려준다. 식탁 밑에 숨는 병사는 포스터의 영웅이 되기에 “너무 진짜”라는 료샤의 말, “땅 위의 삶은 포스터에는 나쁜 주제지만 판결에는 좋은 주제”라는 대구로 이어지며, 전쟁 피로와 기억의 정치 속에서 이 화가 지키려는 것이 영광이 아니라 살아 있는 사람의 삶임을 밝힌다.</w:t>
       </w:r>
     </w:p>
     <w:p>

--- a/러시아 인권변호사/9부/9부_4화_참전용사의_재판.docx
+++ b/러시아 인권변호사/9부/9부_4화_참전용사의_재판.docx
@@ -36,7 +36,7 @@
           <w:i w:val="0"/>
           <w:sz w:val="22"/>
         </w:rPr>
-        <w:t>알렉세이 “료샤” 오를로프(대통령) / 이리나 올레고브나 마르첸코(대통령 행정실장) / 카탸 리시나(대통령 비서실 실무 총괄) / 보리스 이고레비치 라디셰프(국방장관) / 마르가리타 파블로브나 로세바(구 법원 판사, 신규) / 브세볼로드 일리치 베레스토프(검사, 신규) / 폴리나 세르게예브나 우스티노바(변호인, 신규) / 글레프 로마노비치 티호노프(피고인, 케르소니아 국경에서 돌아온 계약병, 27세, 신규) / 라이사 표도로브나 티호노바(글레프의 어머니, 신규) / 야로슬라프 미나예프(피해자, 건축학과 학생, 22세, 신규) / 디나 라시도브나 갈리예바(법정신의학 감정인, 신규) / 아르툠 이고레비치 코발추크(야당 「Спокойная страна」 지도자, 언급만)</w:t>
+        <w:t>알렉세이 “료샤” 오를로프(대통령) / 이리나 올레고브나 마르첸코(대통령 행정실장) / 카탸 리시나(대통령 비서실 실무 총괄) / 보리스 이고레비치 라디셰프(국방장관) / 마르가리타 파블로브나 로세바(구 법원 판사, 신규) / 브세볼로드 일리치 베레스토프(검사, 신규) / 폴리나 세르게예브나 우스티노바(변호인, 신규) / 글레프 로마노비치 티호노프(피고인, 케르소니아 국경에서 돌아온 계약병, 27세, 신규) / 예브도키야 표도로브나 티호노바(글레프의 어머니, 신규) / 야로슬라프 미나예프(피해자, 건축학과 학생, 22세, 신규) / 디나 라시도브나 갈리예바(법정신의학 감정인, 신규) / 아르툠 이고레비치 코발추크(야당 「Спокойная страна」 지도자, 언급만)</w:t>
       </w:r>
     </w:p>
     <w:p>
@@ -62,7 +62,7 @@
           <w:i w:val="0"/>
           <w:sz w:val="22"/>
         </w:rPr>
-        <w:t>3화 서명으로부터 일주일 뒤, 초가을. 케르소니아 평화협정(8부 3화) 뒤 국경에서 돌아온 계약병 글레프 티호노프가 도시의 날 불꽃놀이가 한창이던 밤, 공원에서 휴대전화 불빛을 비추며 자신을 촬영하던 대학생을 때려 2주간 혼수상태에 빠뜨린 사건의 재판이 구 법원에서 열린다. 법원 앞은 “영웅을 재판하지 말라”는 「Спокойная страна」 지지자들과 “면책은 없다”는 사람들로 갈라진다. 판사의 허가로 재판은 공개 중계되고, 료샤는 한마디도 하지 않은 채 사흘 동안 화면 앞에서 변호사의 눈으로 재판을 지켜본다.</w:t>
+        <w:t>3화 서명으로부터 일주일 뒤, 한여름. 케르소니아 평화협정(8부 3화) 뒤 국경에서 돌아온 계약병 글레프 티호노프가 도시의 날 불꽃놀이가 한창이던 밤, 공원에서 휴대전화 불빛을 비추며 자신을 촬영하던 대학생을 때려 2주간 혼수상태에 빠뜨린 사건의 재판이 구 법원에서 열린다. 법원 앞은 “영웅을 재판하지 말라”는 「Спокойная страна」 지지자들과 “면책은 없다”는 사람들로 갈라진다. 판사의 허가로 재판은 공개 중계되고, 료샤는 한마디도 하지 않은 채 사흘 동안 화면 앞에서 변호사의 눈으로 재판을 지켜본다.</w:t>
       </w:r>
     </w:p>
     <w:p>
@@ -2739,7 +2739,7 @@
           <w:i w:val="0"/>
           <w:sz w:val="22"/>
         </w:rPr>
-        <w:t>Допрашивается свидетель защиты Тихонова Раиса Фёдоровна. Вы мать подсудимого. Вы вправе не свидетельствовать против сына.</w:t>
+        <w:t>Допрашивается свидетель защиты Тихонова Евдокия Фёдоровна. Вы мать подсудимого. Вы вправе не свидетельствовать против сына.</w:t>
       </w:r>
     </w:p>
     <w:p>
@@ -2850,7 +2850,7 @@
           <w:i w:val="0"/>
           <w:sz w:val="22"/>
         </w:rPr>
-        <w:t>Раиса Фёдоровна, в тот вечер, в День города, почему он пошёл на салют?</w:t>
+        <w:t>Евдокия Фёдоровна, в тот вечер, в День города, почему он пошёл на салют?</w:t>
       </w:r>
     </w:p>
     <w:p>
@@ -3974,7 +3974,7 @@
           <w:i w:val="0"/>
           <w:sz w:val="22"/>
         </w:rPr>
-        <w:t>В приёмной Раиса Фёдоровна Тихонова. Без записи. С письмом о помиловании.</w:t>
+        <w:t>В приёмной Евдокия Фёдоровна Тихонова. Без записи. С письмом о помиловании.</w:t>
       </w:r>
     </w:p>
     <w:p>
@@ -4023,7 +4023,7 @@
           <w:color w:val="1F3864"/>
           <w:sz w:val="26"/>
         </w:rPr>
-        <w:t>장면 10 — 대통령 접견실 — 라이사 표도로브나</w:t>
+        <w:t>장면 10 — 대통령 접견실 — 예브도키야 표도로브나</w:t>
       </w:r>
     </w:p>
     <w:p>
@@ -4089,7 +4089,7 @@
           <w:i w:val="0"/>
           <w:sz w:val="22"/>
         </w:rPr>
-        <w:t xml:space="preserve"> Сначала выпейте, Раиса Фёдоровна. Вы с утра у суда стояли.</w:t>
+        <w:t xml:space="preserve"> Сначала выпейте, Евдокия Фёдоровна. Вы с утра у суда стояли.</w:t>
       </w:r>
     </w:p>
     <w:p>
@@ -4145,7 +4145,7 @@
           <w:i w:val="0"/>
           <w:sz w:val="22"/>
         </w:rPr>
-        <w:t>Раиса Фёдоровна, я скажу вам правду, потому что вы её заслужили больше, чем утешение. Помиловать до того, как приговор вступит в силу, я не могу. И не стану потом, в последние месяцы срока. Это будет значить, что президент поправил суд, потому что к нему пришли с конвертом. Сегодня — вы, завтра — кто-то с другим конвертом.</w:t>
+        <w:t>Евдокия Фёдоровна, я скажу вам правду, потому что вы её заслужили больше, чем утешение. Помиловать до того, как приговор вступит в силу, я не могу. И не стану потом, в последние месяцы срока. Это будет значить, что президент поправил суд, потому что к нему пришли с конвертом. Сегодня — вы, завтра — кто-то с другим конвертом.</w:t>
       </w:r>
     </w:p>
     <w:p>
@@ -4415,7 +4415,7 @@
           <w:i w:val="0"/>
           <w:sz w:val="22"/>
         </w:rPr>
-        <w:t xml:space="preserve"> Это и был его ответ, Раиса Фёдоровна. Он же обещал ответить потом.</w:t>
+        <w:t xml:space="preserve"> Это и был его ответ, Евдокия Фёдоровна. Он же обещал ответить потом.</w:t>
       </w:r>
     </w:p>
     <w:p>

--- a/러시아 인권변호사/9부/9부_4화_참전용사의_재판.docx
+++ b/러시아 인권변호사/9부/9부_4화_참전용사의_재판.docx
@@ -2048,7 +2048,7 @@
           <w:i w:val="0"/>
           <w:sz w:val="22"/>
         </w:rPr>
-        <w:t xml:space="preserve"> Я его подписал. Полтора года назад, сразу после мирного договора. Увольнялось двенадцать тысяч человек за квартал. Психологов на всех не было. Мне сказали: сделаем обследование добровольным, иначе ребята полгода будут сидеть в частях и ждать очереди. Они хотели домой.</w:t>
+        <w:t xml:space="preserve"> Я его подписал. Почти три года назад, сразу после мирного договора. Увольнялось двенадцать тысяч человек за квартал. Психологов на всех не было. Мне сказали: сделаем обследование добровольным, иначе ребята полгода будут сидеть в частях и ждать очереди. Они хотели домой.</w:t>
       </w:r>
     </w:p>
     <w:p>
@@ -4925,7 +4925,7 @@
           <w:i w:val="0"/>
           <w:sz w:val="22"/>
         </w:rPr>
-        <w:t xml:space="preserve"> — 종군 시인 트바르돕스키가 병사의 눈으로 쓴 서사시의 한 구절. 장면 7에서 코발추크가 사건 현장인 공원에 “케르소니아 국경 영웅의 거리”를 세우자고 하자, 료샤가 이리나에게 들려준다. 식탁 밑에 숨는 병사는 포스터의 영웅이 되기에 “너무 진짜”라는 료샤의 말, “땅 위의 삶은 포스터에는 나쁜 주제지만 판결에는 좋은 주제”라는 대구로 이어지며, 전쟁 피로와 기억의 정치 속에서 이 화가 지키려는 것이 영광이 아니라 살아 있는 사람의 삶임을 밝힌다.</w:t>
+        <w:t xml:space="preserve"> — 한국어 해설: 종군 시인 트바르돕스키가 병사의 눈으로 쓴 서사시의 한 구절. 장면 7에서 코발추크가 사건 현장인 공원에 “케르소니아 국경 영웅의 거리”를 세우자고 하자, 료샤가 이리나에게 들려준다. 식탁 밑에 숨는 병사는 포스터의 영웅이 되기에 “너무 진짜”라는 료샤의 말, “땅 위의 삶은 포스터에는 나쁜 주제지만 판결에는 좋은 주제”라는 대구로 이어지며, 전쟁 피로와 기억의 정치 속에서 이 화가 지키려는 것이 영광이 아니라 살아 있는 사람의 삶임을 밝힌다.</w:t>
       </w:r>
     </w:p>
     <w:p>
@@ -4948,7 +4948,7 @@
           <w:i w:val="0"/>
           <w:sz w:val="22"/>
         </w:rPr>
-        <w:t xml:space="preserve"> — 지난 일을 들추는 자는 눈 하나를 잃는다, 곧 지난 잘못은 들추지 말자는 속담. 장면 5에서 전역자 심리검사를 없앤 명령 168호를 공개하라는 료샤의 요구에 라디셰프가 망설이며 꺼낸다. 료샤는 민간에서 흔히 덧붙여 온 뒷구절 “А кто забудет — тому оба”(잊는 자는 두 눈을 다 잃는다)를 할머니의 말로 받아, 망각 역시 대가를 치른다고 되돌린다. 라디셰프가 스스로 서명한 명령과 숫자를 공개하기로 하는 전환점이며, 판결의 ‘별도 결정(частное постановление)’으로 이어진다.</w:t>
+        <w:t xml:space="preserve"> — 한국어 해설: 지난 일을 들추는 자는 눈 하나를 잃는다, 곧 지난 잘못은 들추지 말자는 속담. 장면 5에서 전역자 심리검사를 없앤 명령 168호를 공개하라는 료샤의 요구에 라디셰프가 망설이며 꺼낸다. 료샤는 민간에서 흔히 덧붙여 온 뒷구절 “А кто забудет — тому оба”(잊는 자는 두 눈을 다 잃는다)를 할머니의 말로 받아, 망각 역시 대가를 치른다고 되돌린다. 라디셰프가 스스로 서명한 명령과 숫자를 공개하기로 하는 전환점이며, 판결의 ‘별도 결정(частное постановление)’으로 이어진다.</w:t>
       </w:r>
     </w:p>
     <w:p>

--- a/러시아 인권변호사/9부/9부_4화_참전용사의_재판.docx
+++ b/러시아 인권변호사/9부/9부_4화_참전용사의_재판.docx
@@ -487,6 +487,154 @@
           <w:sz w:val="22"/>
         </w:rPr>
         <w:t xml:space="preserve"> Генералов защищать я не прошу.</w:t>
+      </w:r>
+    </w:p>
+    <w:p>
+      <w:pPr>
+        <w:spacing w:before="0" w:after="110" w:line="300" w:lineRule="auto"/>
+      </w:pPr>
+      <w:r>
+        <w:rPr>
+          <w:rFonts w:ascii="Times New Roman" w:hAnsi="Times New Roman" w:eastAsia="Malgun Gothic"/>
+          <w:b/>
+          <w:i w:val="0"/>
+          <w:sz w:val="22"/>
+        </w:rPr>
+        <w:t xml:space="preserve">Ирина: </w:t>
+      </w:r>
+      <w:r>
+        <w:rPr>
+          <w:rFonts w:ascii="Times New Roman" w:hAnsi="Times New Roman" w:eastAsia="Malgun Gothic"/>
+          <w:b w:val="0"/>
+          <w:i w:val="0"/>
+          <w:sz w:val="22"/>
+        </w:rPr>
+        <w:t>Речь не о генералах. Смягчающее обстоятельство принадлежит суду, а не статуту, Борис Игоревич. Как только его вписывают в закон, оно перестаёт быть обстоятельством и становится привилегией. Вспомните дело Засулич.</w:t>
+      </w:r>
+    </w:p>
+    <w:p>
+      <w:pPr>
+        <w:spacing w:before="0" w:after="110" w:line="300" w:lineRule="auto"/>
+      </w:pPr>
+      <w:r>
+        <w:rPr>
+          <w:rFonts w:ascii="Times New Roman" w:hAnsi="Times New Roman" w:eastAsia="Malgun Gothic"/>
+          <w:b/>
+          <w:i w:val="0"/>
+          <w:sz w:val="22"/>
+        </w:rPr>
+        <w:t xml:space="preserve">Радищев: </w:t>
+      </w:r>
+      <w:r>
+        <w:rPr>
+          <w:rFonts w:ascii="Times New Roman" w:hAnsi="Times New Roman" w:eastAsia="Malgun Gothic"/>
+          <w:b w:val="0"/>
+          <w:i w:val="0"/>
+          <w:sz w:val="22"/>
+        </w:rPr>
+        <w:t>Я министр обороны, а не историк. Напомните.</w:t>
+      </w:r>
+    </w:p>
+    <w:p>
+      <w:pPr>
+        <w:spacing w:before="0" w:after="110" w:line="300" w:lineRule="auto"/>
+      </w:pPr>
+      <w:r>
+        <w:rPr>
+          <w:rFonts w:ascii="Times New Roman" w:hAnsi="Times New Roman" w:eastAsia="Malgun Gothic"/>
+          <w:b/>
+          <w:i w:val="0"/>
+          <w:sz w:val="22"/>
+        </w:rPr>
+        <w:t xml:space="preserve">Ирина: </w:t>
+      </w:r>
+      <w:r>
+        <w:rPr>
+          <w:rFonts w:ascii="Times New Roman" w:hAnsi="Times New Roman" w:eastAsia="Malgun Gothic"/>
+          <w:b w:val="0"/>
+          <w:i w:val="0"/>
+          <w:sz w:val="22"/>
+        </w:rPr>
+        <w:t>Тысяча восемьсот семьдесят восьмой год. Она стреляла в петербургского градоначальника за то, что он велел высечь заключённого. Суд присяжных, председательствовал Кони. Оправдали — зал аплодировал. Сочувствие победило закон, и всем казалось, что это и есть справедливость.</w:t>
+      </w:r>
+    </w:p>
+    <w:p>
+      <w:pPr>
+        <w:spacing w:before="0" w:after="110" w:line="300" w:lineRule="auto"/>
+      </w:pPr>
+      <w:r>
+        <w:rPr>
+          <w:rFonts w:ascii="Times New Roman" w:hAnsi="Times New Roman" w:eastAsia="Malgun Gothic"/>
+          <w:b/>
+          <w:i w:val="0"/>
+          <w:sz w:val="22"/>
+        </w:rPr>
+        <w:t xml:space="preserve">Радищев: </w:t>
+      </w:r>
+      <w:r>
+        <w:rPr>
+          <w:rFonts w:ascii="Times New Roman" w:hAnsi="Times New Roman" w:eastAsia="Malgun Gothic"/>
+          <w:b w:val="0"/>
+          <w:i w:val="0"/>
+          <w:sz w:val="22"/>
+        </w:rPr>
+        <w:t>Пока это звучит как довод в мою пользу.</w:t>
+      </w:r>
+    </w:p>
+    <w:p>
+      <w:pPr>
+        <w:spacing w:before="0" w:after="110" w:line="300" w:lineRule="auto"/>
+      </w:pPr>
+      <w:r>
+        <w:rPr>
+          <w:rFonts w:ascii="Times New Roman" w:hAnsi="Times New Roman" w:eastAsia="Malgun Gothic"/>
+          <w:b/>
+          <w:i w:val="0"/>
+          <w:sz w:val="22"/>
+        </w:rPr>
+        <w:t xml:space="preserve">Ирина: </w:t>
+      </w:r>
+      <w:r>
+        <w:rPr>
+          <w:rFonts w:ascii="Times New Roman" w:hAnsi="Times New Roman" w:eastAsia="Malgun Gothic"/>
+          <w:b w:val="0"/>
+          <w:i w:val="0"/>
+          <w:sz w:val="22"/>
+        </w:rPr>
+        <w:t>Дослушайте. Через полтора месяца правительство изъяло дела о насилии против должностных лиц из ведения присяжных, а в августе политические дела передали военным судам. Один оправдательный приговор по сочувствию — и присяжные надолго лишились целой категории дел. Когда сочувствие переписывает закон, закон потом забирает сочувствие обратно. Хотите сегодня закон о чести — через год получите закон, по которому судить будут вас.</w:t>
+      </w:r>
+    </w:p>
+    <w:p>
+      <w:pPr>
+        <w:spacing w:before="0" w:after="110" w:line="300" w:lineRule="auto"/>
+      </w:pPr>
+      <w:r>
+        <w:rPr>
+          <w:rFonts w:ascii="Times New Roman" w:hAnsi="Times New Roman" w:eastAsia="Malgun Gothic"/>
+          <w:b/>
+          <w:i w:val="0"/>
+          <w:sz w:val="22"/>
+        </w:rPr>
+        <w:t xml:space="preserve">Радищев: </w:t>
+      </w:r>
+      <w:r>
+        <w:rPr>
+          <w:rFonts w:ascii="Times New Roman" w:hAnsi="Times New Roman" w:eastAsia="Malgun Gothic"/>
+          <w:b w:val="0"/>
+          <w:i/>
+          <w:color w:val="555555"/>
+          <w:sz w:val="22"/>
+        </w:rPr>
+        <w:t>(помолчав)</w:t>
+      </w:r>
+      <w:r>
+        <w:rPr>
+          <w:rFonts w:ascii="Times New Roman" w:hAnsi="Times New Roman" w:eastAsia="Malgun Gothic"/>
+          <w:b w:val="0"/>
+          <w:i w:val="0"/>
+          <w:sz w:val="22"/>
+        </w:rPr>
+        <w:t xml:space="preserve"> Вы умеете испортить человеку утро, Ирина Олеговна.</w:t>
       </w:r>
     </w:p>
     <w:p>
